--- a/Results/single_algorithm/SNF/TABLE Summary_of_clinical_variables.docx
+++ b/Results/single_algorithm/SNF/TABLE Summary_of_clinical_variables.docx
@@ -182,7 +182,7 @@
               <w:pStyle w:stlname="Normal" w:val="Normal"/>
             </w:pPr>
             <w:r>
-              <w:t>CS1</w:t>
+              <w:t>SNF1</w:t>
             </w:r>
           </w:p>
         </w:tc>
@@ -254,7 +254,7 @@
               <w:pStyle w:stlname="Normal" w:val="Normal"/>
             </w:pPr>
             <w:r>
-              <w:t>CS2</w:t>
+              <w:t>SNF2</w:t>
             </w:r>
           </w:p>
         </w:tc>
@@ -326,7 +326,7 @@
               <w:pStyle w:stlname="Normal" w:val="Normal"/>
             </w:pPr>
             <w:r>
-              <w:t>CS3</w:t>
+              <w:t>SNF3</w:t>
             </w:r>
           </w:p>
         </w:tc>
